--- a/pr-preview/pr-13/chapters/iff-existence-disproof.docx
+++ b/pr-preview/pr-13/chapters/iff-existence-disproof.docx
@@ -23,7 +23,7 @@
         <w:pStyle w:val="Date"/>
       </w:pPr>
       <w:r>
-        <w:t xml:space="preserve">Last modified: 2026-10-23 14:22:17 (PDT)</w:t>
+        <w:t xml:space="preserve">Last modified: 2026-10-23 14:30:12 (PDT)</w:t>
       </w:r>
     </w:p>
     <w:tbl>
@@ -5735,7 +5735,38 @@
           <w:rPr>
             <w:rStyle w:val="Hyperlink"/>
           </w:rPr>
-          <w:t xml:space="preserve">Theorem: $\sqrt{2}$ is irrational</w:t>
+          <w:t xml:space="preserve">Theorem:</w:t>
+        </w:r>
+        <w:r>
+          <w:rPr>
+            <w:rStyle w:val="Hyperlink"/>
+          </w:rPr>
+          <w:t xml:space="preserve"> </w:t>
+        </w:r>
+        <m:oMath>
+          <m:rad>
+            <m:radPr>
+              <m:degHide m:val="on"/>
+            </m:radPr>
+            <m:deg/>
+            <m:e>
+              <m:r>
+                <m:t>2</m:t>
+              </m:r>
+            </m:e>
+          </m:rad>
+        </m:oMath>
+        <w:r>
+          <w:rPr>
+            <w:rStyle w:val="Hyperlink"/>
+          </w:rPr>
+          <w:t xml:space="preserve"> </w:t>
+        </w:r>
+        <w:r>
+          <w:rPr>
+            <w:rStyle w:val="Hyperlink"/>
+          </w:rPr>
+          <w:t xml:space="preserve">is irrational</w:t>
         </w:r>
       </w:hyperlink>
       <w:r>
